--- a/resume.docx
+++ b/resume.docx
@@ -45,7 +45,7 @@
     </w:p>
     <w:p>
       <w:pPr>
-        <w:spacing w:before="220" w:after="80"/>
+        <w:spacing w:before="140" w:after="50"/>
         <w:pBdr>
           <w:bottom w:val="single" w:sz="8" w:space="2" w:color="1F4E79"/>
         </w:pBdr>
@@ -62,7 +62,7 @@
     </w:p>
     <w:p>
       <w:pPr>
-        <w:spacing w:before="0" w:after="80"/>
+        <w:spacing w:before="0" w:after="60"/>
       </w:pPr>
       <w:r>
         <w:rPr>
@@ -119,7 +119,7 @@
     </w:p>
     <w:p>
       <w:pPr>
-        <w:spacing w:before="220" w:after="80"/>
+        <w:spacing w:before="140" w:after="50"/>
         <w:pBdr>
           <w:bottom w:val="single" w:sz="8" w:space="2" w:color="1F4E79"/>
         </w:pBdr>
@@ -276,7 +276,7 @@
     </w:p>
     <w:p>
       <w:pPr>
-        <w:spacing w:before="220" w:after="80"/>
+        <w:spacing w:before="140" w:after="50"/>
         <w:pBdr>
           <w:bottom w:val="single" w:sz="8" w:space="2" w:color="1F4E79"/>
         </w:pBdr>
@@ -296,7 +296,7 @@
         <w:tabs>
           <w:tab w:val="right" w:pos="9360"/>
         </w:tabs>
-        <w:spacing w:before="120" w:after="0"/>
+        <w:spacing w:before="90" w:after="0"/>
       </w:pPr>
       <w:r>
         <w:rPr>
@@ -335,7 +335,7 @@
           <w:ilvl w:val="0"/>
           <w:numId w:val="1"/>
         </w:numPr>
-        <w:spacing w:after="60"/>
+        <w:spacing w:after="30"/>
       </w:pPr>
       <w:r>
         <w:rPr>
@@ -366,7 +366,7 @@
           <w:ilvl w:val="0"/>
           <w:numId w:val="1"/>
         </w:numPr>
-        <w:spacing w:after="60"/>
+        <w:spacing w:after="30"/>
       </w:pPr>
       <w:r>
         <w:rPr>
@@ -382,7 +382,7 @@
           <w:ilvl w:val="0"/>
           <w:numId w:val="1"/>
         </w:numPr>
-        <w:spacing w:after="60"/>
+        <w:spacing w:after="30"/>
       </w:pPr>
       <w:r>
         <w:rPr>
@@ -398,7 +398,7 @@
           <w:ilvl w:val="0"/>
           <w:numId w:val="1"/>
         </w:numPr>
-        <w:spacing w:after="60"/>
+        <w:spacing w:after="30"/>
       </w:pPr>
       <w:r>
         <w:rPr>
@@ -414,7 +414,7 @@
           <w:ilvl w:val="0"/>
           <w:numId w:val="1"/>
         </w:numPr>
-        <w:spacing w:after="60"/>
+        <w:spacing w:after="30"/>
       </w:pPr>
       <w:r>
         <w:rPr>
@@ -430,7 +430,7 @@
           <w:ilvl w:val="0"/>
           <w:numId w:val="1"/>
         </w:numPr>
-        <w:spacing w:after="60"/>
+        <w:spacing w:after="30"/>
       </w:pPr>
       <w:r>
         <w:rPr>
@@ -446,7 +446,7 @@
           <w:ilvl w:val="0"/>
           <w:numId w:val="1"/>
         </w:numPr>
-        <w:spacing w:after="60"/>
+        <w:spacing w:after="30"/>
       </w:pPr>
       <w:r>
         <w:rPr>
@@ -476,7 +476,7 @@
         <w:tabs>
           <w:tab w:val="right" w:pos="9360"/>
         </w:tabs>
-        <w:spacing w:before="120" w:after="0"/>
+        <w:spacing w:before="90" w:after="0"/>
       </w:pPr>
       <w:r>
         <w:rPr>
@@ -515,7 +515,7 @@
           <w:ilvl w:val="0"/>
           <w:numId w:val="1"/>
         </w:numPr>
-        <w:spacing w:after="60"/>
+        <w:spacing w:after="30"/>
       </w:pPr>
       <w:r>
         <w:rPr>
@@ -531,7 +531,7 @@
           <w:ilvl w:val="0"/>
           <w:numId w:val="1"/>
         </w:numPr>
-        <w:spacing w:after="60"/>
+        <w:spacing w:after="30"/>
       </w:pPr>
       <w:r>
         <w:rPr>
@@ -547,7 +547,7 @@
           <w:ilvl w:val="0"/>
           <w:numId w:val="1"/>
         </w:numPr>
-        <w:spacing w:after="60"/>
+        <w:spacing w:after="30"/>
       </w:pPr>
       <w:r>
         <w:rPr>
@@ -563,7 +563,7 @@
           <w:ilvl w:val="0"/>
           <w:numId w:val="1"/>
         </w:numPr>
-        <w:spacing w:after="60"/>
+        <w:spacing w:after="30"/>
       </w:pPr>
       <w:r>
         <w:rPr>
@@ -579,7 +579,7 @@
           <w:ilvl w:val="0"/>
           <w:numId w:val="1"/>
         </w:numPr>
-        <w:spacing w:after="60"/>
+        <w:spacing w:after="30"/>
       </w:pPr>
       <w:r>
         <w:rPr>
@@ -595,7 +595,7 @@
           <w:ilvl w:val="0"/>
           <w:numId w:val="1"/>
         </w:numPr>
-        <w:spacing w:after="60"/>
+        <w:spacing w:after="30"/>
       </w:pPr>
       <w:r>
         <w:rPr>
@@ -610,7 +610,7 @@
         <w:tabs>
           <w:tab w:val="right" w:pos="9360"/>
         </w:tabs>
-        <w:spacing w:before="120" w:after="0"/>
+        <w:spacing w:before="90" w:after="0"/>
       </w:pPr>
       <w:r>
         <w:rPr>
@@ -649,7 +649,7 @@
           <w:ilvl w:val="0"/>
           <w:numId w:val="1"/>
         </w:numPr>
-        <w:spacing w:after="60"/>
+        <w:spacing w:after="30"/>
       </w:pPr>
       <w:r>
         <w:rPr>
@@ -665,7 +665,7 @@
           <w:ilvl w:val="0"/>
           <w:numId w:val="1"/>
         </w:numPr>
-        <w:spacing w:after="60"/>
+        <w:spacing w:after="30"/>
       </w:pPr>
       <w:r>
         <w:rPr>
@@ -681,7 +681,7 @@
           <w:ilvl w:val="0"/>
           <w:numId w:val="1"/>
         </w:numPr>
-        <w:spacing w:after="60"/>
+        <w:spacing w:after="30"/>
       </w:pPr>
       <w:r>
         <w:rPr>
@@ -696,7 +696,7 @@
         <w:tabs>
           <w:tab w:val="right" w:pos="9360"/>
         </w:tabs>
-        <w:spacing w:before="120" w:after="0"/>
+        <w:spacing w:before="90" w:after="0"/>
       </w:pPr>
       <w:r>
         <w:rPr>
@@ -735,7 +735,7 @@
           <w:ilvl w:val="0"/>
           <w:numId w:val="1"/>
         </w:numPr>
-        <w:spacing w:after="60"/>
+        <w:spacing w:after="30"/>
       </w:pPr>
       <w:r>
         <w:rPr>
@@ -751,7 +751,7 @@
           <w:ilvl w:val="0"/>
           <w:numId w:val="1"/>
         </w:numPr>
-        <w:spacing w:after="60"/>
+        <w:spacing w:after="30"/>
       </w:pPr>
       <w:r>
         <w:rPr>
@@ -767,7 +767,7 @@
           <w:ilvl w:val="0"/>
           <w:numId w:val="1"/>
         </w:numPr>
-        <w:spacing w:after="60"/>
+        <w:spacing w:after="30"/>
       </w:pPr>
       <w:r>
         <w:rPr>
@@ -782,7 +782,7 @@
         <w:tabs>
           <w:tab w:val="right" w:pos="9360"/>
         </w:tabs>
-        <w:spacing w:before="120" w:after="0"/>
+        <w:spacing w:before="90" w:after="0"/>
       </w:pPr>
       <w:r>
         <w:rPr>
@@ -821,7 +821,7 @@
           <w:ilvl w:val="0"/>
           <w:numId w:val="1"/>
         </w:numPr>
-        <w:spacing w:after="60"/>
+        <w:spacing w:after="30"/>
       </w:pPr>
       <w:r>
         <w:rPr>
@@ -837,7 +837,7 @@
           <w:ilvl w:val="0"/>
           <w:numId w:val="1"/>
         </w:numPr>
-        <w:spacing w:after="60"/>
+        <w:spacing w:after="30"/>
       </w:pPr>
       <w:r>
         <w:rPr>
@@ -853,7 +853,7 @@
           <w:ilvl w:val="0"/>
           <w:numId w:val="1"/>
         </w:numPr>
-        <w:spacing w:after="60"/>
+        <w:spacing w:after="30"/>
       </w:pPr>
       <w:r>
         <w:rPr>
@@ -865,7 +865,7 @@
     </w:p>
     <w:p>
       <w:pPr>
-        <w:spacing w:before="220" w:after="80"/>
+        <w:spacing w:before="140" w:after="50"/>
         <w:pBdr>
           <w:bottom w:val="single" w:sz="8" w:space="2" w:color="1F4E79"/>
         </w:pBdr>
@@ -885,7 +885,7 @@
         <w:tabs>
           <w:tab w:val="right" w:pos="9360"/>
         </w:tabs>
-        <w:spacing w:before="120" w:after="0"/>
+        <w:spacing w:before="90" w:after="0"/>
       </w:pPr>
       <w:r>
         <w:rPr>
@@ -924,7 +924,7 @@
           <w:ilvl w:val="0"/>
           <w:numId w:val="1"/>
         </w:numPr>
-        <w:spacing w:after="60"/>
+        <w:spacing w:after="30"/>
       </w:pPr>
       <w:r>
         <w:rPr>
@@ -940,7 +940,7 @@
           <w:ilvl w:val="0"/>
           <w:numId w:val="1"/>
         </w:numPr>
-        <w:spacing w:after="60"/>
+        <w:spacing w:after="30"/>
       </w:pPr>
       <w:r>
         <w:rPr>
@@ -952,7 +952,7 @@
     </w:p>
     <w:p>
       <w:pPr>
-        <w:spacing w:before="220" w:after="80"/>
+        <w:spacing w:before="140" w:after="50"/>
         <w:pBdr>
           <w:bottom w:val="single" w:sz="8" w:space="2" w:color="1F4E79"/>
         </w:pBdr>
@@ -964,95 +964,6 @@
           <w:sz w:val="22"/>
           <w:szCs w:val="22"/>
         </w:rPr>
-        <w:t xml:space="preserve">PROJECTS</w:t>
-      </w:r>
-    </w:p>
-    <w:p>
-      <w:pPr>
-        <w:numPr>
-          <w:ilvl w:val="0"/>
-          <w:numId w:val="1"/>
-        </w:numPr>
-        <w:spacing w:after="60"/>
-      </w:pPr>
-      <w:r>
-        <w:rPr>
-          <w:b/>
-          <w:sz w:val="20"/>
-          <w:szCs w:val="20"/>
-        </w:rPr>
-        <w:t xml:space="preserve">Buy Sell Inventory v2</w:t>
-      </w:r>
-      <w:r>
-        <w:rPr>
-          <w:sz w:val="20"/>
-          <w:szCs w:val="20"/>
-        </w:rPr>
-        <w:t xml:space="preserve"> - Rebuilt inventory management app using Flutter.</w:t>
-      </w:r>
-    </w:p>
-    <w:p>
-      <w:pPr>
-        <w:numPr>
-          <w:ilvl w:val="0"/>
-          <w:numId w:val="1"/>
-        </w:numPr>
-        <w:spacing w:after="60"/>
-      </w:pPr>
-      <w:r>
-        <w:rPr>
-          <w:b/>
-          <w:sz w:val="20"/>
-          <w:szCs w:val="20"/>
-        </w:rPr>
-        <w:t xml:space="preserve">Ram Ram Sa</w:t>
-      </w:r>
-      <w:r>
-        <w:rPr>
-          <w:sz w:val="20"/>
-          <w:szCs w:val="20"/>
-        </w:rPr>
-        <w:t xml:space="preserve"> - Society database and relative record-keeping application.</w:t>
-      </w:r>
-    </w:p>
-    <w:p>
-      <w:pPr>
-        <w:numPr>
-          <w:ilvl w:val="0"/>
-          <w:numId w:val="1"/>
-        </w:numPr>
-        <w:spacing w:after="60"/>
-      </w:pPr>
-      <w:r>
-        <w:rPr>
-          <w:b/>
-          <w:sz w:val="20"/>
-          <w:szCs w:val="20"/>
-        </w:rPr>
-        <w:t xml:space="preserve">CQN (Classroom Quiz Notes)</w:t>
-      </w:r>
-      <w:r>
-        <w:rPr>
-          <w:sz w:val="20"/>
-          <w:szCs w:val="20"/>
-        </w:rPr>
-        <w:t xml:space="preserve"> - App for online classes, note sharing, and private classroom quizzes.</w:t>
-      </w:r>
-    </w:p>
-    <w:p>
-      <w:pPr>
-        <w:spacing w:before="220" w:after="80"/>
-        <w:pBdr>
-          <w:bottom w:val="single" w:sz="8" w:space="2" w:color="1F4E79"/>
-        </w:pBdr>
-      </w:pPr>
-      <w:r>
-        <w:rPr>
-          <w:b/>
-          <w:color w:val="1F4E79"/>
-          <w:sz w:val="22"/>
-          <w:szCs w:val="22"/>
-        </w:rPr>
         <w:t xml:space="preserve">KEY ACHIEVEMENTS</w:t>
       </w:r>
     </w:p>
@@ -1062,7 +973,7 @@
           <w:ilvl w:val="0"/>
           <w:numId w:val="1"/>
         </w:numPr>
-        <w:spacing w:after="60"/>
+        <w:spacing w:after="30"/>
       </w:pPr>
       <w:r>
         <w:rPr>
@@ -1093,7 +1004,7 @@
           <w:ilvl w:val="0"/>
           <w:numId w:val="1"/>
         </w:numPr>
-        <w:spacing w:after="60"/>
+        <w:spacing w:after="30"/>
       </w:pPr>
       <w:r>
         <w:rPr>
@@ -1124,7 +1035,7 @@
           <w:ilvl w:val="0"/>
           <w:numId w:val="1"/>
         </w:numPr>
-        <w:spacing w:after="60"/>
+        <w:spacing w:after="30"/>
       </w:pPr>
       <w:r>
         <w:rPr>
@@ -1140,7 +1051,7 @@
           <w:ilvl w:val="0"/>
           <w:numId w:val="1"/>
         </w:numPr>
-        <w:spacing w:after="60"/>
+        <w:spacing w:after="30"/>
       </w:pPr>
       <w:r>
         <w:rPr>
@@ -1156,7 +1067,7 @@
           <w:ilvl w:val="0"/>
           <w:numId w:val="1"/>
         </w:numPr>
-        <w:spacing w:after="60"/>
+        <w:spacing w:after="30"/>
       </w:pPr>
       <w:r>
         <w:rPr>
@@ -1211,7 +1122,7 @@
   <w:style w:type="paragraph" w:default="1" w:styleId="Normal">
     <w:name w:val="Normal"/>
     <w:pPr>
-      <w:spacing w:after="80" w:line="252" w:lineRule="auto"/>
+      <w:spacing w:after="60" w:line="240" w:lineRule="auto"/>
     </w:pPr>
   </w:style>
 </w:styles>
